--- a/public/templates/leave_forms/Leave_Form_OM.docx
+++ b/public/templates/leave_forms/Leave_Form_OM.docx
@@ -367,7 +367,7 @@
           <w:noProof/>
         </w:rPr>
         <w:drawing>
-          <wp:anchor distT="0" distB="0" distL="114300" distR="114300" simplePos="0" relativeHeight="251739136" behindDoc="0" locked="0" layoutInCell="1" allowOverlap="1" wp14:anchorId="4D25A649" wp14:editId="11C0E845">
+          <wp:anchor distT="0" distB="0" distL="114300" distR="114300" simplePos="0" relativeHeight="251739136" behindDoc="0" locked="0" layoutInCell="1" allowOverlap="1" wp14:anchorId="4D25A649" wp14:editId="1E7152FC">
             <wp:simplePos x="0" y="0"/>
             <wp:positionH relativeFrom="column">
               <wp:posOffset>97155</wp:posOffset>
@@ -4964,6 +4964,114 @@
                 <w:lang w:val="en-US"/>
               </w:rPr>
             </w:pPr>
+            <w:r>
+              <w:rPr>
+                <w:rFonts w:ascii="Trajan Pro" w:hAnsi="Trajan Pro"/>
+                <w:noProof/>
+                <w:sz w:val="20"/>
+                <w:lang w:eastAsia="en-PH"/>
+              </w:rPr>
+              <mc:AlternateContent>
+                <mc:Choice Requires="wps">
+                  <w:drawing>
+                    <wp:anchor distT="45720" distB="45720" distL="114300" distR="114300" simplePos="0" relativeHeight="251746304" behindDoc="0" locked="0" layoutInCell="1" allowOverlap="1" wp14:anchorId="0279D32B" wp14:editId="2396B597">
+                      <wp:simplePos x="0" y="0"/>
+                      <wp:positionH relativeFrom="column">
+                        <wp:posOffset>531495</wp:posOffset>
+                      </wp:positionH>
+                      <wp:positionV relativeFrom="paragraph">
+                        <wp:posOffset>141605</wp:posOffset>
+                      </wp:positionV>
+                      <wp:extent cx="2428875" cy="337820"/>
+                      <wp:effectExtent l="0" t="0" r="9525" b="5080"/>
+                      <wp:wrapNone/>
+                      <wp:docPr id="263271285" name="Text Box 2"/>
+                      <wp:cNvGraphicFramePr>
+                        <a:graphicFrameLocks xmlns:a="http://schemas.openxmlformats.org/drawingml/2006/main"/>
+                      </wp:cNvGraphicFramePr>
+                      <a:graphic xmlns:a="http://schemas.openxmlformats.org/drawingml/2006/main">
+                        <a:graphicData uri="http://schemas.microsoft.com/office/word/2010/wordprocessingShape">
+                          <wps:wsp>
+                            <wps:cNvSpPr txBox="1">
+                              <a:spLocks noChangeArrowheads="1"/>
+                            </wps:cNvSpPr>
+                            <wps:spPr bwMode="auto">
+                              <a:xfrm>
+                                <a:off x="0" y="0"/>
+                                <a:ext cx="2428875" cy="337820"/>
+                              </a:xfrm>
+                              <a:prstGeom prst="rect">
+                                <a:avLst/>
+                              </a:prstGeom>
+                              <a:noFill/>
+                              <a:ln w="9525">
+                                <a:noFill/>
+                                <a:miter lim="800000"/>
+                                <a:headEnd/>
+                                <a:tailEnd/>
+                              </a:ln>
+                            </wps:spPr>
+                            <wps:txbx>
+                              <w:txbxContent>
+                                <w:p>
+                                  <w:pPr>
+                                    <w:spacing w:line="240" w:lineRule="auto"/>
+                                    <w:contextualSpacing/>
+                                    <w:jc w:val="center"/>
+                                    <w:rPr>
+                                      <w:rFonts w:ascii="Cambria" w:hAnsi="Cambria"/>
+                                      <w:b/>
+                                      <w:sz w:val="20"/>
+                                      <w:szCs w:val="20"/>
+                                    </w:rPr>
+                                  </w:pPr>
+                                </w:p>
+                              </w:txbxContent>
+                            </wps:txbx>
+                            <wps:bodyPr rot="0" vert="horz" wrap="square" lIns="0" tIns="0" rIns="0" bIns="0" anchor="t" anchorCtr="0">
+                              <a:noAutofit/>
+                            </wps:bodyPr>
+                          </wps:wsp>
+                        </a:graphicData>
+                      </a:graphic>
+                      <wp14:sizeRelH relativeFrom="margin">
+                        <wp14:pctWidth>0</wp14:pctWidth>
+                      </wp14:sizeRelH>
+                      <wp14:sizeRelV relativeFrom="margin">
+                        <wp14:pctHeight>0</wp14:pctHeight>
+                      </wp14:sizeRelV>
+                    </wp:anchor>
+                  </w:drawing>
+                </mc:Choice>
+                <mc:Fallback>
+                  <w:pict>
+                    <v:shapetype w14:anchorId="0279D32B" id="_x0000_t202" coordsize="21600,21600" o:spt="202" path="m,l,21600r21600,l21600,xe">
+                      <v:stroke joinstyle="miter"/>
+                      <v:path gradientshapeok="t" o:connecttype="rect"/>
+                    </v:shapetype>
+                    <v:shape id="_x0000_s1039" type="#_x0000_t202" style="position:absolute;margin-left:41.85pt;margin-top:11.15pt;width:191.25pt;height:26.6pt;z-index:251746304;visibility:visible;mso-wrap-style:square;mso-width-percent:0;mso-height-percent:0;mso-wrap-distance-left:9pt;mso-wrap-distance-top:3.6pt;mso-wrap-distance-right:9pt;mso-wrap-distance-bottom:3.6pt;mso-position-horizontal:absolute;mso-position-horizontal-relative:text;mso-position-vertical:absolute;mso-position-vertical-relative:text;mso-width-percent:0;mso-height-percent:0;mso-width-relative:margin;mso-height-relative:margin;v-text-anchor:top" o:gfxdata="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" filled="f" stroked="f">
+                      <v:textbox inset="0,0,0,0">
+                        <w:txbxContent>
+                          <w:p>
+                            <w:pPr>
+                              <w:spacing w:line="240" w:lineRule="auto"/>
+                              <w:contextualSpacing/>
+                              <w:jc w:val="center"/>
+                              <w:rPr>
+                                <w:rFonts w:ascii="Cambria" w:hAnsi="Cambria"/>
+                                <w:b/>
+                                <w:sz w:val="20"/>
+                                <w:szCs w:val="20"/>
+                              </w:rPr>
+                            </w:pPr>
+                          </w:p>
+                        </w:txbxContent>
+                      </v:textbox>
+                    </v:shape>
+                  </w:pict>
+                </mc:Fallback>
+              </mc:AlternateContent>
+            </w:r>
             <w:r>
               <w:rPr>
                 <w:rFonts w:ascii="Arial" w:hAnsi="Arial" w:cs="Arial"/>
